--- a/manuscript/_extensions/wjschne/apaquarto/apaquarto.docx
+++ b/manuscript/_extensions/wjschne/apaquarto/apaquarto.docx
@@ -16,6 +16,8 @@
       <w:footerReference w:type="first" r:id="rId13"/>
       <w:pgSz w:w="12240" w:h="15840"/>
       <w:pgMar w:top="1440" w:right="1440" w:bottom="1440" w:left="1440" w:header="720" w:footer="720" w:gutter="0"/>
+      <!-- apaquarto-original-linenumbers:  -->
+      <w:lnNumType w:countBy="1" w:restart="continuous"/>
       <w:cols w:space="720"/>
     </w:sectPr>
   </w:body>
@@ -96,6 +98,10 @@
     <w:pPr>
       <w:pStyle w:val="Header"/>
     </w:pPr>
+    <!-- apaquarto-original-runningheadplain:  -->
+    <w:r>
+      <w:t xml:space="preserve">EX-GAUSSIAN PARAMETERIZATION IN BRMS</w:t>
+    </w:r>
   </w:p>
 </w:hdr>
 </file>
@@ -108,6 +114,7 @@
         <w:tab w:val="right" w:pos="9360"/>
       </w:tabs>
     </w:pPr>
+    <!-- apaquarto-original-runninghead: <w:sdt><w:sdtPr><w:alias w:val="Comments"/><w:tag w:val=""/><w:id w:val="411821190"/><w:placeholder><w:docPart w:val="0C02FC99099648D19246354A6487E13A"/></w:placeholder><w:showingPlcHdr/><w:dataBinding w:prefixMappings="xmlns:ns0='http://purl.org/dc/elements/1.1/' xmlns:ns1='http://schemas.openxmlformats.org/package/2006/metadata/core-properties' " w:xpath="/ns1:coreProperties[1]/ns0:description[1]" w:storeItemID="{6C3C8BC8-F283-45AE-878A-BAB7291924A1}"/><w:text w:multiLine="1"/></w:sdtPr><w:sdtContent><w:r><w:rPr><w:rStyle w:val="PlaceholderText"/></w:rPr><w:t>[Comments]</w:t></w:r></w:sdtContent></w:sdt> -->
     <w:sdt>
       <w:sdtPr>
         <w:alias w:val="Comments"/>
@@ -116,16 +123,12 @@
         <w:placeholder>
           <w:docPart w:val="0C02FC99099648D19246354A6487E13A"/>
         </w:placeholder>
-        <w:showingPlcHdr/>
         <w:dataBinding w:prefixMappings="xmlns:ns0='http://purl.org/dc/elements/1.1/' xmlns:ns1='http://schemas.openxmlformats.org/package/2006/metadata/core-properties' " w:xpath="/ns1:coreProperties[1]/ns0:description[1]" w:storeItemID="{6C3C8BC8-F283-45AE-878A-BAB7291924A1}"/>
         <w:text w:multiLine="1"/>
       </w:sdtPr>
       <w:sdtContent>
         <w:r>
-          <w:rPr>
-            <w:rStyle w:val="PlaceholderText"/>
-          </w:rPr>
-          <w:t>[Comments]</w:t>
+          <w:t xml:space="preserve">EX-GAUSSIAN PARAMETERIZATION IN BRMS</w:t>
         </w:r>
       </w:sdtContent>
     </w:sdt>
@@ -168,6 +171,10 @@
     <w:pPr>
       <w:pStyle w:val="Header"/>
     </w:pPr>
+    <!-- apaquarto-original-runningheadplain:  -->
+    <w:r>
+      <w:t xml:space="preserve">EX-GAUSSIAN PARAMETERIZATION IN BRMS</w:t>
+    </w:r>
   </w:p>
 </w:hdr>
 </file>
@@ -1381,7 +1388,6 @@
       <w:wordWrap w:val="0"/>
       <w:spacing w:after="240" w:line="240" w:lineRule="auto"/>
       <w:contextualSpacing/>
-      <w:jc w:val="left"/>
     </w:pPr>
   </w:style>
   <w:style w:type="character" w:customStyle="1" w:styleId="KeywordTok">
